--- a/mps-nivel-c/oficial/00_governanca/POL-ORG-001_Politica-Organizacional-de-Processos.docx
+++ b/mps-nivel-c/oficial/00_governanca/POL-ORG-001_Politica-Organizacional-de-Processos.docx
@@ -34,7 +34,7 @@
           <w:color w:val="555555"/>
           <w:sz w:val="20"/>
         </w:rPr>
-        <w:t>POL-ORG-001   ·   Versão Data   ·   07/07/2025   ·   Timeware Brasil</w:t>
+        <w:t>POL-ORG-001   ·   Versão 1.0   ·   07/07/2025   ·   Timeware Brasil</w:t>
       </w:r>
     </w:p>
     <w:p>
@@ -2519,7 +2519,7 @@
         <w:color w:val="555555"/>
         <w:sz w:val="16"/>
       </w:rPr>
-      <w:t>vData  ·  07/07/2025</w:t>
+      <w:t>v1.0  ·  07/07/2025</w:t>
     </w:r>
     <w:r>
       <w:tab/>
@@ -2581,7 +2581,7 @@
         <w:color w:val="555555"/>
         <w:sz w:val="16"/>
       </w:rPr>
-      <w:t>vData  ·  07/07/2025</w:t>
+      <w:t>v1.0  ·  07/07/2025</w:t>
     </w:r>
     <w:r>
       <w:tab/>
